--- a/Contoso_Storm_Response_Playbook.docx
+++ b/Contoso_Storm_Response_Playbook.docx
@@ -53,22 +53,16 @@
         <w:gridCol w:w="9360"/>
       </w:tblGrid>
       <w:tr>
-        <w:tblPrEx>
-          <w:tblCellMar>
-            <w:top w:w="0" w:type="dxa"/>
-            <w:bottom w:w="0" w:type="dxa"/>
-          </w:tblCellMar>
-        </w:tblPrEx>
         <w:tc>
           <w:tcPr>
             <w:tcW w:w="9360" w:type="dxa"/>
             <w:tcBorders>
-              <w:top w:val="single" w:sz="4" w:space="0" w:color="BF8F00"/>
-              <w:left w:val="single" w:sz="12" w:space="0" w:color="BF8F00"/>
-              <w:bottom w:val="single" w:sz="4" w:space="0" w:color="BF8F00"/>
-              <w:right w:val="single" w:sz="4" w:space="0" w:color="BF8F00"/>
+              <w:top w:val="single" w:sz="4" w:space="0" w:color="BF8F00" w:themeColor="accent4" w:themeShade="BF"/>
+              <w:left w:val="single" w:sz="12" w:space="0" w:color="BF8F00" w:themeColor="accent4" w:themeShade="BF"/>
+              <w:bottom w:val="single" w:sz="4" w:space="0" w:color="BF8F00" w:themeColor="accent4" w:themeShade="BF"/>
+              <w:right w:val="single" w:sz="4" w:space="0" w:color="BF8F00" w:themeColor="accent4" w:themeShade="BF"/>
             </w:tcBorders>
-            <w:shd w:val="clear" w:color="auto" w:fill="FFF2CC"/>
+            <w:shd w:val="clear" w:color="auto" w:fill="FFF2CC" w:themeFill="accent4" w:themeFillTint="33"/>
             <w:tcMar>
               <w:top w:w="100" w:type="dxa"/>
               <w:left w:w="160" w:type="dxa"/>
@@ -81,7 +75,7 @@
               <w:rPr>
                 <w:b/>
                 <w:bCs/>
-                <w:color w:val="BF8F00"/>
+                <w:color w:val="BF8F00" w:themeColor="accent4" w:themeShade="BF"/>
                 <w:sz w:val="18"/>
                 <w:szCs w:val="18"/>
               </w:rPr>
@@ -495,7 +489,7 @@
     </w:pPr>
     <w:r>
       <w:rPr>
-        <w:color w:val="595959"/>
+        <w:color w:val="595959" w:themeColor="text1" w:themeTint="A6"/>
         <w:sz w:val="16"/>
         <w:szCs w:val="16"/>
       </w:rPr>
@@ -503,7 +497,7 @@
     </w:r>
     <w:r>
       <w:rPr>
-        <w:color w:val="595959"/>
+        <w:color w:val="595959" w:themeColor="text1" w:themeTint="A6"/>
         <w:sz w:val="16"/>
         <w:szCs w:val="16"/>
       </w:rPr>
@@ -511,7 +505,7 @@
     </w:r>
     <w:r>
       <w:rPr>
-        <w:color w:val="595959"/>
+        <w:color w:val="595959" w:themeColor="text1" w:themeTint="A6"/>
         <w:sz w:val="16"/>
         <w:szCs w:val="16"/>
       </w:rPr>
@@ -519,7 +513,7 @@
     </w:r>
     <w:r>
       <w:rPr>
-        <w:color w:val="595959"/>
+        <w:color w:val="595959" w:themeColor="text1" w:themeTint="A6"/>
         <w:sz w:val="16"/>
         <w:szCs w:val="16"/>
       </w:rPr>
@@ -527,7 +521,7 @@
     </w:r>
     <w:r>
       <w:rPr>
-        <w:color w:val="595959"/>
+        <w:color w:val="595959" w:themeColor="text1" w:themeTint="A6"/>
         <w:sz w:val="16"/>
         <w:szCs w:val="16"/>
       </w:rPr>
@@ -566,7 +560,7 @@
     </w:pPr>
     <w:r>
       <w:rPr>
-        <w:color w:val="595959"/>
+        <w:color w:val="595959" w:themeColor="text1" w:themeTint="A6"/>
         <w:sz w:val="16"/>
         <w:szCs w:val="16"/>
       </w:rPr>
@@ -1684,4 +1678,10 @@
     </a:ext>
   </a:extLst>
 </a:theme>
+</file>
+
+<file path=docMetadata/LabelInfo.xml><?xml version="1.0" encoding="utf-8"?>
+<clbl:labelList xmlns:clbl="http://schemas.microsoft.com/office/2020/mipLabelMetadata">
+  <clbl:label id="{87867195-f2b8-4ac2-b0b6-6bb73cb33afc}" enabled="1" method="Privileged" siteId="{72f988bf-86f1-41af-91ab-2d7cd011db47}" removed="0"/>
+</clbl:labelList>
 </file>